--- a/docs/KO_OS UI & User Experience.docx
+++ b/docs/KO_OS UI & User Experience.docx
@@ -26222,7 +26222,7 @@
         <w:rPr>
           <w:rtl w:val="0"/>
         </w:rPr>
-        <w:t xml:space="preserve">Font family: Manrope (UI). Fallback: system-ui, -apple-system, sans-serif.</w:t>
+        <w:t xml:space="preserve">Font family: Bricolage Grotesque (headings) paired with Montserrat (body/UI). Fallback: system-ui, -apple-system, sans-serif.</w:t>
       </w:r>
     </w:p>
     <w:p>
